--- a/10/tendencii-razvitiya/Вариант 19.docx
+++ b/10/tendencii-razvitiya/Вариант 19.docx
@@ -85,7 +85,27 @@
     </w:p>
     <w:p>
       <w:r>
+        <w:t>1.1. Формулы и ссылки........................................3</w:t>
+      </w:r>
+    </w:p>
+    <w:p>
+      <w:r>
+        <w:t>1.2. Встроенные функции......................................3</w:t>
+      </w:r>
+    </w:p>
+    <w:p>
+      <w:r>
         <w:t>2. Где это применяют.........................................4</w:t>
+      </w:r>
+    </w:p>
+    <w:p>
+      <w:r>
+        <w:t>2.1. Типовые задачи..........................................4</w:t>
+      </w:r>
+    </w:p>
+    <w:p>
+      <w:r>
+        <w:t>2.2. Ограничения.............................................4</w:t>
       </w:r>
     </w:p>
     <w:p>
@@ -133,12 +153,22 @@
     <w:p/>
     <w:p>
       <w:r>
+        <w:t>1.1. Формулы и ссылки</w:t>
+      </w:r>
+    </w:p>
+    <w:p>
+      <w:r>
         <w:t>Ячейка электронной таблицы может содержать число, текст или формулу. Формула ссылается на другие ячейки, поэтому при изменении исходных данных результат пересчитывается сам — пересчитывать вручную не нужно и невозможно ошибиться.</w:t>
       </w:r>
     </w:p>
     <w:p>
       <w:r>
         <w:t>Ссылки бывают относительными  и абсолютными. Относительная сдвигается при копировании  формулы в соседнюю ячейку,  абсолютная — нет. Это различие и делает возможным заполнить формулой целый столбец  одним движением.</w:t>
+      </w:r>
+    </w:p>
+    <w:p>
+      <w:r>
+        <w:t>1.2. Встроенные функции</w:t>
       </w:r>
     </w:p>
     <w:p>
@@ -157,6 +187,11 @@
     <w:p/>
     <w:p>
       <w:r>
+        <w:t>2.1. Типовые задачи</w:t>
+      </w:r>
+    </w:p>
+    <w:p>
+      <w:r>
         <w:t>Первое — расчёты:  смета, бюджет, успеваемость, лабораторные измерения. Второе — обработка списков:  сортировка, отбор по условию, подсчёт итогов по группам. Третье — диаграммы: график строится по тем  же данным и обновляется вместе с ними.</w:t>
       </w:r>
     </w:p>
@@ -164,6 +199,11 @@
       <w:r>
         <w:tab/>
         <w:t>Отдельная сильная сторона — проверка «что будет, если». Изменил одно исходное число — вся цепочка расчётов пересчиталась, и видно, как результат зависит от предположений.</w:t>
+      </w:r>
+    </w:p>
+    <w:p>
+      <w:r>
+        <w:t>2.2. Ограничения</w:t>
       </w:r>
     </w:p>
     <w:p>
